--- a/app/doc_templates/offerte/off_iper_amm.docx
+++ b/app/doc_templates/offerte/off_iper_amm.docx
@@ -331,7 +331,7 @@
         <w:rPr>
           <w:rFonts w:ascii="Arial" w:hAnsi="Arial" w:cs="Arial"/>
         </w:rPr>
-        <w:t>La First Engineering dispone di polizza RC Professionale n. ICIP012580 con massimale di Euro 4 milioni accesa presso AIG Europe S.A. - Rappresentanza Generale per l’Italia.</w:t>
+        <w:t>La First Engineering dispone di polizza RC Professionale n. ICIP026278 con massimale di Euro 5 milioni accesa presso AON S.P.A.</w:t>
       </w:r>
     </w:p>
     <w:p>
@@ -1292,7 +1292,23 @@
           <w:sz w:val="24"/>
           <w:szCs w:val="24"/>
         </w:rPr>
-        <w:t>in possesso delle caratteristiche di cui all’Allegato IV della Legge 199-25.</w:t>
+        <w:t>in possesso delle caratteristiche di cui all’Allegato IV della Legge 199-2</w:t>
+      </w:r>
+      <w:r>
+        <w:rPr>
+          <w:rFonts w:ascii="Arial" w:hAnsi="Arial" w:cs="Arial"/>
+          <w:sz w:val="24"/>
+          <w:szCs w:val="24"/>
+        </w:rPr>
+        <w:t>6</w:t>
+      </w:r>
+      <w:r>
+        <w:rPr>
+          <w:rFonts w:ascii="Arial" w:hAnsi="Arial" w:cs="Arial"/>
+          <w:sz w:val="24"/>
+          <w:szCs w:val="24"/>
+        </w:rPr>
+        <w:t>.</w:t>
       </w:r>
     </w:p>
     <w:p>
@@ -6063,6 +6079,7 @@
   <w:style w:type="character" w:default="1" w:styleId="Carpredefinitoparagrafo">
     <w:name w:val="Default Paragraph Font"/>
     <w:uiPriority w:val="1"/>
+    <w:semiHidden/>
     <w:unhideWhenUsed/>
   </w:style>
   <w:style w:type="table" w:default="1" w:styleId="Tabellanormale">

--- a/app/doc_templates/offerte/off_iper_amm.docx
+++ b/app/doc_templates/offerte/off_iper_amm.docx
@@ -88,7 +88,23 @@
           <w:rFonts w:ascii="Arial" w:hAnsi="Arial" w:cs="Arial"/>
           <w:bCs/>
         </w:rPr>
-        <w:t>[Cap] [Comune] ([Prov])</w:t>
+        <w:t>[Cap] [Comune] ([</w:t>
+      </w:r>
+      <w:proofErr w:type="spellStart"/>
+      <w:r>
+        <w:rPr>
+          <w:rFonts w:ascii="Arial" w:hAnsi="Arial" w:cs="Arial"/>
+          <w:bCs/>
+        </w:rPr>
+        <w:t>Prov</w:t>
+      </w:r>
+      <w:proofErr w:type="spellEnd"/>
+      <w:r>
+        <w:rPr>
+          <w:rFonts w:ascii="Arial" w:hAnsi="Arial" w:cs="Arial"/>
+          <w:bCs/>
+        </w:rPr>
+        <w:t>])</w:t>
       </w:r>
     </w:p>
     <w:p>
@@ -140,13 +156,29 @@
           <w:rFonts w:ascii="Arial" w:hAnsi="Arial" w:cs="Arial"/>
           <w:bCs/>
         </w:rPr>
-        <w:t xml:space="preserve">Facciamo seguito alla Vostra cortese richiesta per fornirVi il </w:t>
-      </w:r>
+        <w:t xml:space="preserve">Facciamo seguito alla Vostra cortese richiesta per </w:t>
+      </w:r>
+      <w:proofErr w:type="spellStart"/>
       <w:r>
         <w:rPr>
           <w:rFonts w:ascii="Arial" w:hAnsi="Arial" w:cs="Arial"/>
           <w:bCs/>
         </w:rPr>
+        <w:t>fornirVi</w:t>
+      </w:r>
+      <w:proofErr w:type="spellEnd"/>
+      <w:r>
+        <w:rPr>
+          <w:rFonts w:ascii="Arial" w:hAnsi="Arial" w:cs="Arial"/>
+          <w:bCs/>
+        </w:rPr>
+        <w:t xml:space="preserve"> il </w:t>
+      </w:r>
+      <w:r>
+        <w:rPr>
+          <w:rFonts w:ascii="Arial" w:hAnsi="Arial" w:cs="Arial"/>
+          <w:bCs/>
+        </w:rPr>
         <w:t xml:space="preserve">nostro </w:t>
       </w:r>
       <w:r>
@@ -154,7 +186,23 @@
           <w:rFonts w:ascii="Arial" w:hAnsi="Arial" w:cs="Arial"/>
           <w:bCs/>
         </w:rPr>
-        <w:t>preventivo per assisterVi nelle attività</w:t>
+        <w:t xml:space="preserve">preventivo per </w:t>
+      </w:r>
+      <w:proofErr w:type="spellStart"/>
+      <w:r>
+        <w:rPr>
+          <w:rFonts w:ascii="Arial" w:hAnsi="Arial" w:cs="Arial"/>
+          <w:bCs/>
+        </w:rPr>
+        <w:t>assisterVi</w:t>
+      </w:r>
+      <w:proofErr w:type="spellEnd"/>
+      <w:r>
+        <w:rPr>
+          <w:rFonts w:ascii="Arial" w:hAnsi="Arial" w:cs="Arial"/>
+          <w:bCs/>
+        </w:rPr>
+        <w:t xml:space="preserve"> nelle attività</w:t>
       </w:r>
       <w:r>
         <w:rPr>
@@ -668,7 +716,44 @@
           <w:sz w:val="24"/>
           <w:szCs w:val="24"/>
         </w:rPr>
-        <w:t>Revisione legale (opzionale).</w:t>
+        <w:t>Revisione legale (opzionale)</w:t>
+      </w:r>
+      <w:r>
+        <w:rPr>
+          <w:rFonts w:ascii="Arial" w:hAnsi="Arial" w:cs="Arial"/>
+          <w:b/>
+          <w:bCs/>
+          <w:sz w:val="24"/>
+          <w:szCs w:val="24"/>
+        </w:rPr>
+        <w:t>;</w:t>
+      </w:r>
+    </w:p>
+    <w:p>
+      <w:pPr>
+        <w:pStyle w:val="Paragrafoelenco"/>
+        <w:numPr>
+          <w:ilvl w:val="0"/>
+          <w:numId w:val="27"/>
+        </w:numPr>
+        <w:spacing w:after="0" w:line="360" w:lineRule="auto"/>
+        <w:rPr>
+          <w:rFonts w:ascii="Arial" w:hAnsi="Arial" w:cs="Arial"/>
+          <w:b/>
+          <w:bCs/>
+          <w:sz w:val="24"/>
+          <w:szCs w:val="24"/>
+        </w:rPr>
+      </w:pPr>
+      <w:r>
+        <w:rPr>
+          <w:rFonts w:ascii="Arial" w:hAnsi="Arial" w:cs="Arial"/>
+          <w:b/>
+          <w:bCs/>
+          <w:sz w:val="24"/>
+          <w:szCs w:val="24"/>
+        </w:rPr>
+        <w:t>Gestione pratica agevolazione Nuova Sabatini (opzionale).</w:t>
       </w:r>
     </w:p>
     <w:p>
@@ -809,6 +894,7 @@
         <w:rPr>
           <w:rFonts w:ascii="Arial" w:hAnsi="Arial" w:cs="Arial"/>
         </w:rPr>
+        <w:lastRenderedPageBreak/>
         <w:t xml:space="preserve">La responsabilità </w:t>
       </w:r>
       <w:r>
@@ -881,14 +967,7 @@
         <w:rPr>
           <w:rFonts w:ascii="Arial" w:hAnsi="Arial" w:cs="Arial"/>
         </w:rPr>
-        <w:t xml:space="preserve"> da eventuali danni che dovessero seguire in conseguenza </w:t>
-      </w:r>
-      <w:r>
-        <w:rPr>
-          <w:rFonts w:ascii="Arial" w:hAnsi="Arial" w:cs="Arial"/>
-        </w:rPr>
-        <w:lastRenderedPageBreak/>
-        <w:t>dei servizi oggetto della presente proposta a seguito di false e/o omesse</w:t>
+        <w:t xml:space="preserve"> da eventuali danni che dovessero seguire in conseguenza dei servizi oggetto della presente proposta a seguito di false e/o omesse</w:t>
       </w:r>
       <w:r>
         <w:rPr>
@@ -1009,7 +1088,43 @@
           <w:sz w:val="24"/>
           <w:szCs w:val="24"/>
         </w:rPr>
-        <w:t xml:space="preserve">di cui alle lettere a) e b) del precedente art. 2, </w:t>
+        <w:t xml:space="preserve">di cui alle lettere </w:t>
+      </w:r>
+      <w:r>
+        <w:rPr>
+          <w:rFonts w:ascii="Arial" w:hAnsi="Arial" w:cs="Arial"/>
+          <w:b/>
+          <w:bCs/>
+          <w:sz w:val="24"/>
+          <w:szCs w:val="24"/>
+        </w:rPr>
+        <w:t>a)</w:t>
+      </w:r>
+      <w:r>
+        <w:rPr>
+          <w:rFonts w:ascii="Arial" w:hAnsi="Arial" w:cs="Arial"/>
+          <w:sz w:val="24"/>
+          <w:szCs w:val="24"/>
+        </w:rPr>
+        <w:t xml:space="preserve"> e </w:t>
+      </w:r>
+      <w:r>
+        <w:rPr>
+          <w:rFonts w:ascii="Arial" w:hAnsi="Arial" w:cs="Arial"/>
+          <w:b/>
+          <w:bCs/>
+          <w:sz w:val="24"/>
+          <w:szCs w:val="24"/>
+        </w:rPr>
+        <w:t>b)</w:t>
+      </w:r>
+      <w:r>
+        <w:rPr>
+          <w:rFonts w:ascii="Arial" w:hAnsi="Arial" w:cs="Arial"/>
+          <w:sz w:val="24"/>
+          <w:szCs w:val="24"/>
+        </w:rPr>
+        <w:t xml:space="preserve"> del precedente art. 2, </w:t>
       </w:r>
       <w:r>
         <w:rPr>
@@ -1328,7 +1443,37 @@
           <w:sz w:val="24"/>
           <w:szCs w:val="24"/>
         </w:rPr>
-        <w:t xml:space="preserve">Nel caso di richiesta della gestione pratica GSE (pto c), il costo aggiuntivo è pari a </w:t>
+        <w:t>Nel caso di richiesta della gestione pratica GSE (</w:t>
+      </w:r>
+      <w:proofErr w:type="spellStart"/>
+      <w:r>
+        <w:rPr>
+          <w:rFonts w:ascii="Arial" w:hAnsi="Arial" w:cs="Arial"/>
+          <w:b/>
+          <w:bCs/>
+          <w:sz w:val="24"/>
+          <w:szCs w:val="24"/>
+        </w:rPr>
+        <w:t>pto</w:t>
+      </w:r>
+      <w:proofErr w:type="spellEnd"/>
+      <w:r>
+        <w:rPr>
+          <w:rFonts w:ascii="Arial" w:hAnsi="Arial" w:cs="Arial"/>
+          <w:b/>
+          <w:bCs/>
+          <w:sz w:val="24"/>
+          <w:szCs w:val="24"/>
+        </w:rPr>
+        <w:t xml:space="preserve"> c</w:t>
+      </w:r>
+      <w:r>
+        <w:rPr>
+          <w:rFonts w:ascii="Arial" w:hAnsi="Arial" w:cs="Arial"/>
+          <w:sz w:val="24"/>
+          <w:szCs w:val="24"/>
+        </w:rPr>
+        <w:t xml:space="preserve">), il costo aggiuntivo è pari a </w:t>
       </w:r>
       <w:r>
         <w:rPr>
@@ -1400,24 +1545,9 @@
           <w:sz w:val="24"/>
           <w:szCs w:val="24"/>
         </w:rPr>
-        <w:t xml:space="preserve"> (pto </w:t>
-      </w:r>
-      <w:r>
-        <w:rPr>
-          <w:rFonts w:ascii="Arial" w:hAnsi="Arial" w:cs="Arial"/>
-          <w:sz w:val="24"/>
-          <w:szCs w:val="24"/>
-        </w:rPr>
-        <w:t>d</w:t>
-      </w:r>
-      <w:r>
-        <w:rPr>
-          <w:rFonts w:ascii="Arial" w:hAnsi="Arial" w:cs="Arial"/>
-          <w:sz w:val="24"/>
-          <w:szCs w:val="24"/>
-        </w:rPr>
-        <w:t xml:space="preserve">), il costo aggiuntivo è pari a </w:t>
-      </w:r>
+        <w:t xml:space="preserve"> (</w:t>
+      </w:r>
+      <w:proofErr w:type="spellStart"/>
       <w:r>
         <w:rPr>
           <w:rFonts w:ascii="Arial" w:hAnsi="Arial" w:cs="Arial"/>
@@ -1426,16 +1556,9 @@
           <w:sz w:val="24"/>
           <w:szCs w:val="24"/>
         </w:rPr>
-        <w:t>[importo revisione]</w:t>
-      </w:r>
-      <w:r>
-        <w:rPr>
-          <w:rFonts w:ascii="Arial" w:hAnsi="Arial" w:cs="Arial"/>
-          <w:sz w:val="24"/>
-          <w:szCs w:val="24"/>
-        </w:rPr>
-        <w:t xml:space="preserve"> </w:t>
-      </w:r>
+        <w:t>pto</w:t>
+      </w:r>
+      <w:proofErr w:type="spellEnd"/>
       <w:r>
         <w:rPr>
           <w:rFonts w:ascii="Arial" w:hAnsi="Arial" w:cs="Arial"/>
@@ -1444,6 +1567,42 @@
           <w:sz w:val="24"/>
           <w:szCs w:val="24"/>
         </w:rPr>
+        <w:t xml:space="preserve"> d</w:t>
+      </w:r>
+      <w:r>
+        <w:rPr>
+          <w:rFonts w:ascii="Arial" w:hAnsi="Arial" w:cs="Arial"/>
+          <w:sz w:val="24"/>
+          <w:szCs w:val="24"/>
+        </w:rPr>
+        <w:t xml:space="preserve">), il costo aggiuntivo è pari a </w:t>
+      </w:r>
+      <w:r>
+        <w:rPr>
+          <w:rFonts w:ascii="Arial" w:hAnsi="Arial" w:cs="Arial"/>
+          <w:b/>
+          <w:bCs/>
+          <w:sz w:val="24"/>
+          <w:szCs w:val="24"/>
+        </w:rPr>
+        <w:t>[importo revisione]</w:t>
+      </w:r>
+      <w:r>
+        <w:rPr>
+          <w:rFonts w:ascii="Arial" w:hAnsi="Arial" w:cs="Arial"/>
+          <w:sz w:val="24"/>
+          <w:szCs w:val="24"/>
+        </w:rPr>
+        <w:t xml:space="preserve"> </w:t>
+      </w:r>
+      <w:r>
+        <w:rPr>
+          <w:rFonts w:ascii="Arial" w:hAnsi="Arial" w:cs="Arial"/>
+          <w:b/>
+          <w:bCs/>
+          <w:sz w:val="24"/>
+          <w:szCs w:val="24"/>
+        </w:rPr>
         <w:t>€</w:t>
       </w:r>
       <w:r>
@@ -1453,6 +1612,116 @@
           <w:szCs w:val="24"/>
         </w:rPr>
         <w:t>.</w:t>
+      </w:r>
+    </w:p>
+    <w:p>
+      <w:pPr>
+        <w:pStyle w:val="Standard"/>
+        <w:spacing w:line="360" w:lineRule="auto"/>
+        <w:jc w:val="both"/>
+        <w:rPr>
+          <w:rFonts w:ascii="Arial" w:hAnsi="Arial" w:cs="Arial"/>
+          <w:sz w:val="24"/>
+          <w:szCs w:val="24"/>
+        </w:rPr>
+      </w:pPr>
+      <w:r>
+        <w:rPr>
+          <w:rFonts w:ascii="Arial" w:hAnsi="Arial" w:cs="Arial"/>
+          <w:sz w:val="24"/>
+          <w:szCs w:val="24"/>
+        </w:rPr>
+        <w:t xml:space="preserve">Nel caso di richiesta </w:t>
+      </w:r>
+      <w:r>
+        <w:rPr>
+          <w:rFonts w:ascii="Arial" w:hAnsi="Arial" w:cs="Arial"/>
+          <w:sz w:val="24"/>
+          <w:szCs w:val="24"/>
+        </w:rPr>
+        <w:t>di gestione della pratica Nuova Sabatini</w:t>
+      </w:r>
+      <w:r>
+        <w:rPr>
+          <w:rFonts w:ascii="Arial" w:hAnsi="Arial" w:cs="Arial"/>
+          <w:sz w:val="24"/>
+          <w:szCs w:val="24"/>
+        </w:rPr>
+        <w:t xml:space="preserve"> (</w:t>
+      </w:r>
+      <w:proofErr w:type="spellStart"/>
+      <w:r>
+        <w:rPr>
+          <w:rFonts w:ascii="Arial" w:hAnsi="Arial" w:cs="Arial"/>
+          <w:b/>
+          <w:bCs/>
+          <w:sz w:val="24"/>
+          <w:szCs w:val="24"/>
+        </w:rPr>
+        <w:t>pto</w:t>
+      </w:r>
+      <w:proofErr w:type="spellEnd"/>
+      <w:r>
+        <w:rPr>
+          <w:rFonts w:ascii="Arial" w:hAnsi="Arial" w:cs="Arial"/>
+          <w:b/>
+          <w:bCs/>
+          <w:sz w:val="24"/>
+          <w:szCs w:val="24"/>
+        </w:rPr>
+        <w:t xml:space="preserve"> e</w:t>
+      </w:r>
+      <w:r>
+        <w:rPr>
+          <w:rFonts w:ascii="Arial" w:hAnsi="Arial" w:cs="Arial"/>
+          <w:sz w:val="24"/>
+          <w:szCs w:val="24"/>
+        </w:rPr>
+        <w:t xml:space="preserve">), il costo aggiuntivo è pari a </w:t>
+      </w:r>
+      <w:r>
+        <w:rPr>
+          <w:rFonts w:ascii="Arial" w:hAnsi="Arial" w:cs="Arial"/>
+          <w:b/>
+          <w:bCs/>
+          <w:sz w:val="24"/>
+          <w:szCs w:val="24"/>
+        </w:rPr>
+        <w:t>[importo sabatini]</w:t>
+      </w:r>
+      <w:r>
+        <w:rPr>
+          <w:rFonts w:ascii="Arial" w:hAnsi="Arial" w:cs="Arial"/>
+          <w:sz w:val="24"/>
+          <w:szCs w:val="24"/>
+        </w:rPr>
+        <w:t xml:space="preserve"> </w:t>
+      </w:r>
+      <w:r>
+        <w:rPr>
+          <w:rFonts w:ascii="Arial" w:hAnsi="Arial" w:cs="Arial"/>
+          <w:b/>
+          <w:bCs/>
+          <w:sz w:val="24"/>
+          <w:szCs w:val="24"/>
+        </w:rPr>
+        <w:t>€</w:t>
+      </w:r>
+      <w:r>
+        <w:rPr>
+          <w:rFonts w:ascii="Arial" w:hAnsi="Arial" w:cs="Arial"/>
+          <w:sz w:val="24"/>
+          <w:szCs w:val="24"/>
+        </w:rPr>
+        <w:t xml:space="preserve"> </w:t>
+      </w:r>
+      <w:r>
+        <w:rPr>
+          <w:rFonts w:ascii="Arial" w:hAnsi="Arial" w:cs="Arial"/>
+          <w:sz w:val="24"/>
+          <w:szCs w:val="24"/>
+        </w:rPr>
+        <w:t>(per la domanda iniziale e per l’attività di rendicontazione).</w:t>
       </w:r>
     </w:p>
     <w:p>
@@ -1590,6 +1859,7 @@
           <w:sz w:val="24"/>
           <w:szCs w:val="24"/>
         </w:rPr>
+        <w:lastRenderedPageBreak/>
         <w:t>Patto di riservatezza e utilizzo logo</w:t>
       </w:r>
     </w:p>
@@ -1605,14 +1875,7 @@
         <w:rPr>
           <w:rFonts w:ascii="Arial" w:hAnsi="Arial" w:cs="Arial"/>
         </w:rPr>
-        <w:t xml:space="preserve">Le parti si impegnano a non utilizzare, né in tutto né in parte, le informazioni riservate, di cui verranno a conoscenza, per fini diversi da quanto costituisce oggetto dell’attività di consulenza derivante dal presente accordo; si impegnano inoltre a non divulgare e/o comunicare a terzi, né in tutto né in parte, né in forma scritta né orale o grafica o su supporto magnetico o in qualsiasi altra forma, le suddette informazioni riservate senza il preventivo </w:t>
-      </w:r>
-      <w:r>
-        <w:rPr>
-          <w:rFonts w:ascii="Arial" w:hAnsi="Arial" w:cs="Arial"/>
-        </w:rPr>
-        <w:lastRenderedPageBreak/>
-        <w:t xml:space="preserve">ed espresso consenso dell’altra parte. La Società autorizza </w:t>
+        <w:t xml:space="preserve">Le parti si impegnano a non utilizzare, né in tutto né in parte, le informazioni riservate, di cui verranno a conoscenza, per fini diversi da quanto costituisce oggetto dell’attività di consulenza derivante dal presente accordo; si impegnano inoltre a non divulgare e/o comunicare a terzi, né in tutto né in parte, né in forma scritta né orale o grafica o su supporto magnetico o in qualsiasi altra forma, le suddette informazioni riservate senza il preventivo ed espresso consenso dell’altra parte. La Società autorizza </w:t>
       </w:r>
       <w:r>
         <w:rPr>
@@ -1712,30 +1975,12 @@
           <w:rFonts w:ascii="Arial" w:hAnsi="Arial" w:cs="Arial"/>
         </w:rPr>
       </w:pPr>
-    </w:p>
-    <w:p>
-      <w:pPr>
-        <w:spacing w:line="276" w:lineRule="auto"/>
-        <w:jc w:val="center"/>
-        <w:rPr>
-          <w:rFonts w:ascii="Arial" w:hAnsi="Arial" w:cs="Arial"/>
-        </w:rPr>
-      </w:pPr>
       <w:r>
         <w:rPr>
           <w:rFonts w:ascii="Arial" w:hAnsi="Arial" w:cs="Arial"/>
         </w:rPr>
         <w:t>* * *</w:t>
       </w:r>
-    </w:p>
-    <w:p>
-      <w:pPr>
-        <w:spacing w:line="276" w:lineRule="auto"/>
-        <w:jc w:val="both"/>
-        <w:rPr>
-          <w:rFonts w:ascii="Arial" w:hAnsi="Arial" w:cs="Arial"/>
-        </w:rPr>
-      </w:pPr>
     </w:p>
     <w:p>
       <w:pPr>
@@ -2048,7 +2293,31 @@
           <w:sz w:val="24"/>
           <w:szCs w:val="24"/>
         </w:rPr>
-        <w:t>barrare se interessati anche al pto c) – Gestione pratica GSE</w:t>
+        <w:t xml:space="preserve">barrare se interessati anche al </w:t>
+      </w:r>
+      <w:proofErr w:type="spellStart"/>
+      <w:r>
+        <w:rPr>
+          <w:rFonts w:ascii="Arial" w:hAnsi="Arial" w:cs="Arial"/>
+          <w:b/>
+          <w:color w:val="000000"/>
+          <w:spacing w:val="-2"/>
+          <w:sz w:val="24"/>
+          <w:szCs w:val="24"/>
+        </w:rPr>
+        <w:t>pto</w:t>
+      </w:r>
+      <w:proofErr w:type="spellEnd"/>
+      <w:r>
+        <w:rPr>
+          <w:rFonts w:ascii="Arial" w:hAnsi="Arial" w:cs="Arial"/>
+          <w:b/>
+          <w:color w:val="000000"/>
+          <w:spacing w:val="-2"/>
+          <w:sz w:val="24"/>
+          <w:szCs w:val="24"/>
+        </w:rPr>
+        <w:t xml:space="preserve"> c) – Gestione pratica GSE</w:t>
       </w:r>
     </w:p>
     <w:p>
@@ -2102,7 +2371,31 @@
           <w:sz w:val="24"/>
           <w:szCs w:val="24"/>
         </w:rPr>
-        <w:t xml:space="preserve">barrare se interessati anche al pto </w:t>
+        <w:t xml:space="preserve">barrare se interessati anche al </w:t>
+      </w:r>
+      <w:proofErr w:type="spellStart"/>
+      <w:r>
+        <w:rPr>
+          <w:rFonts w:ascii="Arial" w:hAnsi="Arial" w:cs="Arial"/>
+          <w:b/>
+          <w:color w:val="000000"/>
+          <w:spacing w:val="-2"/>
+          <w:sz w:val="24"/>
+          <w:szCs w:val="24"/>
+        </w:rPr>
+        <w:t>pto</w:t>
+      </w:r>
+      <w:proofErr w:type="spellEnd"/>
+      <w:r>
+        <w:rPr>
+          <w:rFonts w:ascii="Arial" w:hAnsi="Arial" w:cs="Arial"/>
+          <w:b/>
+          <w:color w:val="000000"/>
+          <w:spacing w:val="-2"/>
+          <w:sz w:val="24"/>
+          <w:szCs w:val="24"/>
+        </w:rPr>
+        <w:t xml:space="preserve"> </w:t>
       </w:r>
       <w:r>
         <w:rPr>
@@ -2158,6 +2451,117 @@
           <w:szCs w:val="24"/>
         </w:rPr>
       </w:pPr>
+      <w:r>
+        <w:rPr>
+          <w:rFonts w:ascii="Arial" w:hAnsi="Arial" w:cs="Arial"/>
+          <w:b/>
+          <w:color w:val="000000"/>
+          <w:spacing w:val="-2"/>
+          <w:sz w:val="24"/>
+          <w:szCs w:val="24"/>
+        </w:rPr>
+        <w:sym w:font="Wingdings" w:char="F0A8"/>
+      </w:r>
+      <w:r>
+        <w:rPr>
+          <w:rFonts w:ascii="Arial" w:hAnsi="Arial" w:cs="Arial"/>
+          <w:b/>
+          <w:color w:val="000000"/>
+          <w:spacing w:val="-2"/>
+          <w:sz w:val="24"/>
+          <w:szCs w:val="24"/>
+        </w:rPr>
+        <w:t xml:space="preserve"> </w:t>
+      </w:r>
+      <w:r>
+        <w:rPr>
+          <w:rFonts w:ascii="Arial" w:hAnsi="Arial" w:cs="Arial"/>
+          <w:b/>
+          <w:color w:val="000000"/>
+          <w:spacing w:val="-2"/>
+          <w:sz w:val="24"/>
+          <w:szCs w:val="24"/>
+        </w:rPr>
+        <w:t xml:space="preserve">barrare se interessati anche al </w:t>
+      </w:r>
+      <w:proofErr w:type="spellStart"/>
+      <w:r>
+        <w:rPr>
+          <w:rFonts w:ascii="Arial" w:hAnsi="Arial" w:cs="Arial"/>
+          <w:b/>
+          <w:color w:val="000000"/>
+          <w:spacing w:val="-2"/>
+          <w:sz w:val="24"/>
+          <w:szCs w:val="24"/>
+        </w:rPr>
+        <w:t>pto</w:t>
+      </w:r>
+      <w:proofErr w:type="spellEnd"/>
+      <w:r>
+        <w:rPr>
+          <w:rFonts w:ascii="Arial" w:hAnsi="Arial" w:cs="Arial"/>
+          <w:b/>
+          <w:color w:val="000000"/>
+          <w:spacing w:val="-2"/>
+          <w:sz w:val="24"/>
+          <w:szCs w:val="24"/>
+        </w:rPr>
+        <w:t xml:space="preserve"> </w:t>
+      </w:r>
+      <w:r>
+        <w:rPr>
+          <w:rFonts w:ascii="Arial" w:hAnsi="Arial" w:cs="Arial"/>
+          <w:b/>
+          <w:color w:val="000000"/>
+          <w:spacing w:val="-2"/>
+          <w:sz w:val="24"/>
+          <w:szCs w:val="24"/>
+        </w:rPr>
+        <w:t>e</w:t>
+      </w:r>
+      <w:r>
+        <w:rPr>
+          <w:rFonts w:ascii="Arial" w:hAnsi="Arial" w:cs="Arial"/>
+          <w:b/>
+          <w:color w:val="000000"/>
+          <w:spacing w:val="-2"/>
+          <w:sz w:val="24"/>
+          <w:szCs w:val="24"/>
+        </w:rPr>
+        <w:t xml:space="preserve">) – </w:t>
+      </w:r>
+      <w:r>
+        <w:rPr>
+          <w:rFonts w:ascii="Arial" w:hAnsi="Arial" w:cs="Arial"/>
+          <w:b/>
+          <w:color w:val="000000"/>
+          <w:spacing w:val="-2"/>
+          <w:sz w:val="24"/>
+          <w:szCs w:val="24"/>
+        </w:rPr>
+        <w:t>Gestione pratica Nuova Sabatini</w:t>
+      </w:r>
+    </w:p>
+    <w:p>
+      <w:pPr>
+        <w:pStyle w:val="Style1"/>
+        <w:tabs>
+          <w:tab w:val="center" w:pos="1701"/>
+          <w:tab w:val="center" w:pos="7938"/>
+        </w:tabs>
+        <w:kinsoku w:val="0"/>
+        <w:autoSpaceDE/>
+        <w:autoSpaceDN/>
+        <w:adjustRightInd/>
+        <w:rPr>
+          <w:rFonts w:ascii="Arial" w:hAnsi="Arial" w:cs="Arial"/>
+          <w:b/>
+          <w:color w:val="000000"/>
+          <w:spacing w:val="-2"/>
+          <w:sz w:val="24"/>
+          <w:szCs w:val="24"/>
+        </w:rPr>
+      </w:pPr>
     </w:p>
     <w:p>
       <w:pPr>
@@ -2241,48 +2645,6 @@
         </w:rPr>
         <w:t xml:space="preserve"> </w:t>
       </w:r>
-    </w:p>
-    <w:p>
-      <w:pPr>
-        <w:spacing w:line="276" w:lineRule="auto"/>
-        <w:rPr>
-          <w:rStyle w:val="CharacterStyle2"/>
-          <w:rFonts w:ascii="Arial" w:hAnsi="Arial"/>
-          <w:b w:val="0"/>
-          <w:bCs/>
-          <w:color w:val="000000"/>
-          <w:spacing w:val="-2"/>
-          <w:sz w:val="24"/>
-        </w:rPr>
-      </w:pPr>
-    </w:p>
-    <w:p>
-      <w:pPr>
-        <w:spacing w:line="276" w:lineRule="auto"/>
-        <w:rPr>
-          <w:rStyle w:val="CharacterStyle2"/>
-          <w:rFonts w:ascii="Arial" w:hAnsi="Arial"/>
-          <w:b w:val="0"/>
-          <w:bCs/>
-          <w:color w:val="000000"/>
-          <w:spacing w:val="-2"/>
-          <w:sz w:val="24"/>
-        </w:rPr>
-      </w:pPr>
-    </w:p>
-    <w:p>
-      <w:pPr>
-        <w:spacing w:line="276" w:lineRule="auto"/>
-        <w:rPr>
-          <w:rStyle w:val="CharacterStyle2"/>
-          <w:rFonts w:ascii="Arial" w:hAnsi="Arial"/>
-          <w:b w:val="0"/>
-          <w:bCs/>
-          <w:color w:val="000000"/>
-          <w:spacing w:val="-2"/>
-          <w:sz w:val="24"/>
-        </w:rPr>
-      </w:pPr>
     </w:p>
     <w:sectPr>
       <w:headerReference w:type="default" r:id="rId9"/>
